--- a/swh/docx/017.content.docx
+++ b/swh/docx/017.content.docx
@@ -14800,7 +14800,7 @@
         <w:rPr>
           <w:lang w:val="sw_KE" w:bidi="sw_KE"/>
         </w:rPr>
-        <w:t xml:space="preserve">). Hii si wito wa utumwa wa akili bali ni kwa utulivu, kwa huduma huru na yenye kujiamini katika upendo. Mke hatakiwi kuogopa hata mume mkatili (sura </w:t>
+        <w:t xml:space="preserve">). Hii si wito wa utumwa wa akili bali ni kwa utulivu, kwa huduma huru na yenye kujiamini katika upendo. Mke anaweza kuishi bila hofu (sura </w:t>
       </w:r>
       <w:r>
         <w:rPr>
@@ -14812,20 +14812,7 @@
         <w:rPr>
           <w:lang w:val="sw_KE" w:bidi="sw_KE"/>
         </w:rPr>
-        <w:t xml:space="preserve">). Lakini vipi? Kwa kufuata mfano wa Sara wa </w:t>
-      </w:r>
-      <w:r>
-        <w:rPr>
-          <w:i/>
-          <w:lang w:val="sw_KE" w:bidi="sw_KE"/>
-        </w:rPr>
-        <w:t>kutumaini</w:t>
-      </w:r>
-      <w:r>
-        <w:rPr>
-          <w:lang w:val="sw_KE" w:bidi="sw_KE"/>
-        </w:rPr>
-        <w:t xml:space="preserve"> katika Mungu (sura </w:t>
+        <w:t xml:space="preserve">) kwa kufuata mfano wa Sara wa kumtumainia Mungu (sura </w:t>
       </w:r>
       <w:r>
         <w:rPr>
@@ -19965,7 +19952,7 @@
         <w:rPr>
           <w:lang w:val="sw_KE" w:bidi="sw_KE"/>
         </w:rPr>
-        <w:t>Wakati huo huo, mtazamo wa kufikiri wa Philo ulikuwa wa Kigiriki sana. Inawezekana hakujua sana Kiebrania (lugha ya asili ya maandiko ya Kiyahudi). Badala yake, alijifunza kutoka kwa walimu wa Kigiriki. Philo alipokuwa akisoma Biblia, alijikita zaidi kwenye Agano la Kale, hasa vitabu vyake vitano vya kwanza. Alivisoma hivi kwa Kigiriki badala ya Kiebrania. Philo aliamini kwamba Mungu alikuwa ameongoza tafsiri ya vitabu hivi kwa Kigiriki, hivyo hakuwa na haja ya kuangalia toleo la Kiebrania.</w:t>
+        <w:t>Wakati huo huo, mtazamo wa kufikiri wa Philo ulikuwa wa Kigiriki sana. Inawezekana hakujua sana Kiebrania (lugha ya asili ya maandiko ya Kiyahudi). Badala yake, alijifunza kutoka kwa walimu wa Kigiriki. Philo aliposoma Maandiko, hasa alisoma Agano la Kale, na zaidi sana vitabu vyake vitano vya kwanza. Alivisoma hivi kwa Kigiriki badala ya Kiebrania. Philo aliamini kwamba Mungu alikuwa ameongoza tafsiri ya vitabu hivi kwa Kigiriki, hivyo hakuwa na haja ya kuangalia toleo la Kiebrania.</w:t>
       </w:r>
     </w:p>
     <w:p>
@@ -20332,19 +20319,45 @@
         <w:rPr>
           <w:lang w:val="sw_KE" w:bidi="sw_KE"/>
         </w:rPr>
-        <w:t xml:space="preserve">Waandishi wengi Wakristo baadaye walitumia baadhi ya mawazo ya Philos kuhusu Logos. Mwandishi wa Injili ya Yohana alikuwa na mchango mkubwa katika hili. Mwanzoni mwa Injili yake, Yohana anamwita Logos "Neno" na anasema Mungu alilitumia kuumba ulimwengu (tazama </w:t>
-      </w:r>
-      <w:r>
-        <w:rPr>
-          <w:lang w:val="sw_KE" w:bidi="sw_KE"/>
-        </w:rPr>
-        <w:t>Yohana 1:1–4</w:t>
-      </w:r>
-      <w:r>
-        <w:rPr>
-          <w:lang w:val="sw_KE" w:bidi="sw_KE"/>
-        </w:rPr>
-        <w:t>).</w:t>
+        <w:t xml:space="preserve">Waandishi wengi Wakristo baadaye walitumia baadhi ya mawazo ya Philos kuhusu Logos. Mwandishi wa Injili ya Yohana alikuwa na mchango mkubwa katika hili. Mwanzoni mwa Injili yake, Yohana anamwita Mwana wa milele </w:t>
+      </w:r>
+      <w:r>
+        <w:rPr>
+          <w:b/>
+          <w:lang w:val="sw_KE" w:bidi="sw_KE"/>
+        </w:rPr>
+        <w:t>Logos</w:t>
+      </w:r>
+      <w:r>
+        <w:rPr>
+          <w:lang w:val="sw_KE" w:bidi="sw_KE"/>
+        </w:rPr>
+        <w:t xml:space="preserve">, ambalo katika tafsiri nyingi za Kiingereza limetafsiriwa kuwa </w:t>
+      </w:r>
+      <w:r>
+        <w:rPr>
+          <w:b/>
+          <w:lang w:val="sw_KE" w:bidi="sw_KE"/>
+        </w:rPr>
+        <w:t>“Neno.”</w:t>
+      </w:r>
+      <w:r>
+        <w:rPr>
+          <w:lang w:val="sw_KE" w:bidi="sw_KE"/>
+        </w:rPr>
+        <w:t xml:space="preserve"> Yohana anasema kwamba Mungu aliumba ulimwengu kupitia Neno (tazama Yohana </w:t>
+      </w:r>
+      <w:r>
+        <w:rPr>
+          <w:lang w:val="sw_KE" w:bidi="sw_KE"/>
+        </w:rPr>
+        <w:t>1:1–4</w:t>
+      </w:r>
+      <w:r>
+        <w:rPr>
+          <w:lang w:val="sw_KE" w:bidi="sw_KE"/>
+        </w:rPr>
+        <w:t>)).</w:t>
       </w:r>
     </w:p>
     <w:p>
